--- a/Specifications/UADC_Flat_CSV_Program_Specification.docx
+++ b/Specifications/UADC_Flat_CSV_Program_Specification.docx
@@ -73,7 +73,7 @@
         <w:rPr>
           <w:b/>
         </w:rPr>
-        <w:t>Date: 2026-09-27</w:t>
+        <w:t>Date: 2026-09-30</w:t>
       </w:r>
     </w:p>
     <w:p>
@@ -186,7 +186,7 @@
     </w:p>
     <w:p>
       <w:r>
-        <w:t>Current implementation: tools/binding/flat_csv.py is the Canonical 16-column Flat CSV runtime. Its reverse CLI supports source_rows (default), balanced_single_counterpart, exact_unique_amount_pairing, and ordered_cumulative_pairing materialization modes. It validates the Binding against the selected HMD and provides the to-structured and to-flat subcommands. The reverse CLI selects these modes with --materialization-mode; ordered_cumulative_pairing delegates to aggregate_pairing.py. Tax reverse policy is selected by --tax-reverse-mode and may use TaxTransactionClassification, TaxType, TaxCategory, and TaxPercentageRate facts; PCA/EPSON profile policy is not generic Flat CSV behavior. A profile directory loads one same-prefix *_BINDING.csv and *_ACCOUNT_MAPPING.csv pair; legacy 17-column Binding input is normalized before validation. Physical interface width and header labels are profile-defined rather than hard-coded by application. They may be supplied by a separate column definition and, where present, compatible inline physical-header declarations. For keyed_rows, the Binding declares which physical C&lt;n&gt; columns constitute the key; the runtime interprets those declared columns generically and does not assume any particular column numbers.</w:t>
+        <w:t>Current implementation: tools/binding/flat_csv.py is the Canonical 16-column Flat CSV runtime. It validates the Binding against the selected HMD and provides to-structured and to-flat conversion. Binding semantic_path predicates, rather than profile-specific hard-coded tax literals, select semantic occurrences. The current candidate parser supports scoped equality, presence, and/or/not, and parentheses; complex expressions remain outside the contract. Reverse materialisation supports source_rows, balanced_single_counterpart, exact_unique_amount_pairing, and ordered_cumulative_pairing. A profile directory loads the registered Binding and mapping definitions; legacy 17-column Binding input is normalized before validation.</w:t>
       </w:r>
     </w:p>
     <w:p>
@@ -7017,7 +7017,7 @@
           </w:tcPr>
           <w:p>
             <w:r>
-              <w:t>Selector-preserving binding_path for semantic rows; selector-neutral form resolves to HMD. Must be blank for type=P physical-header rows.</w:t>
+              <w:t>Selector-preserving Binding path. The selector-neutral form resolves to HMD. Limited scoped equality/presence/and/or/not/parentheses are permitted by the Flat CSV predicate contract. Must be blank for type=P rows.</w:t>
             </w:r>
           </w:p>
         </w:tc>
@@ -7434,6 +7434,44 @@
         </w:tc>
       </w:tr>
     </w:tbl>
+    <w:p>
+      <w:pPr>
+        <w:pStyle w:val="20"/>
+      </w:pPr>
+      <w:r>
+        <w:t>5.2.1 Semantic Path predicate grammar</w:t>
+      </w:r>
+    </w:p>
+    <w:p>
+      <w:pPr/>
+      <w:r>
+        <w:t>Each non-empty C&lt;n&gt; physical column is assigned to one semantic Binding row only. If one column requires alternative semantic selection, the alternatives SHALL be written with or inside that one row's semantic_path; multiple Binding rows with the same C&lt;n&gt; are PHYSICAL_COLUMN_DUPLICATE.</w:t>
+      </w:r>
+    </w:p>
+    <w:p>
+      <w:pPr/>
+      <w:r>
+        <w:t>A Class segment may carry a predicate using equality to a quoted literal, property presence, and, or, not, and parentheses. Conditions on different Class segments have different scopes and are evaluated while traversing the hierarchy.</w:t>
+      </w:r>
+    </w:p>
+    <w:p>
+      <w:pPr/>
+      <w:r>
+        <w:t>Example: C&lt;n&gt; -&gt; $.cor_AccountingEntries.cor_EntryHeader.cor_EntryDetail[cor_DebitCreditIndicator='D'].cor_DetailTax[cor_TaxAuthority='NTA' and cor_TaxTableCode='VAT'].cor_AmountofTaxes.</w:t>
+      </w:r>
+    </w:p>
+    <w:p>
+      <w:pPr/>
+      <w:r>
+        <w:t>A pure conjunction of positive equality terms may materialise the corresponding discriminator facts in an existing selected occurrence. OR, NOT, and presence expressions are selection-only and do not imply one fixed value.</w:t>
+      </w:r>
+    </w:p>
+    <w:p>
+      <w:pPr/>
+      <w:r>
+        <w:t>The runtime SHALL fail closed on unsupported predicate syntax. It SHALL NOT infer tax authority, tax table, debit/credit side, or other business discriminator values from application names or hard-coded profile branches when the Binding semantic_path is the governing definition.</w:t>
+      </w:r>
+    </w:p>
     <w:p>
       <w:pPr>
         <w:pStyle w:val="20"/>
@@ -20397,7 +20435,7 @@
         <w:pStyle w:val="a"/>
       </w:pPr>
       <w:r>
-        <w:t>Selector removal uses a broad regular expression and does not parse nested brackets.</w:t>
+        <w:t>Semantic Path predicate parsing is limited to the specified Boolean subset; unrestricted XPath/JSONPath predicate syntax is not supported.</w:t>
       </w:r>
     </w:p>
     <w:p>
@@ -20405,7 +20443,7 @@
         <w:pStyle w:val="a"/>
       </w:pPr>
       <w:r>
-        <w:t>Variant extraction handles the first predicate immediately below the driver and only simple equality reliably.</w:t>
+        <w:t>Predicates are scoped per Class segment and may occur at multiple hierarchy levels. Complex comparisons, functions, arithmetic, axes, and cross-occurrence expressions remain unsupported.</w:t>
       </w:r>
     </w:p>
     <w:p>
@@ -23099,7 +23137,7 @@
               <w:pStyle w:val="Tablebody"/>
             </w:pPr>
             <w:r>
-              <w:t>The canonical PCA/EPSON Binding uses 16 columns in a fixed order. The former 17-column form is accepted as compatibility input. Semantic identity is the selector-qualified semantic_path; selectors are removed for HMD resolution. The Binding does not contain an id column.</w:t>
+              <w:t>The canonical PCA/EPSON Binding uses 16 columns in a fixed order. The former 17-column form is accepted as compatibility input. Binding-row identity uses the full selector-qualified semantic_path; HMD semantic identity remains the selector-neutral semantic_path used after selectors are removed for HMD resolution. The Binding does not contain an id column.</w:t>
             </w:r>
           </w:p>
         </w:tc>
@@ -23780,14 +23818,8 @@
             <w:vAlign w:val="center"/>
           </w:tcPr>
           <w:p>
-            <w:pPr>
-              <w:pStyle w:val="Tablebody"/>
-            </w:pPr>
-            <w:r>
-              <w:t>profile_version, application_tax_code, application_tax_name, transaction_classification, return_flag, uncl5153_tax_type, tax_type_placement_status, uncl5305_tax_category, tax_rate_ratio, reverse_priority, mapping_status, source_status, note</w:t>
-            </w:r>
-            <w:r>
-              <w:t>。</w:t>
+            <w:r>
+              <w:t>application_tax_code, tax_category, tax_rate_ratio, reverse_priority, mapping_status and profile-specific restoration metadata as required. Tax Authority / Tax Table Code selection is defined by Binding semantic_path predicates.</w:t>
             </w:r>
           </w:p>
         </w:tc>
@@ -23848,14 +23880,8 @@
             <w:vAlign w:val="center"/>
           </w:tcPr>
           <w:p>
-            <w:pPr>
-              <w:pStyle w:val="Tablebody"/>
-            </w:pPr>
-            <w:r>
-              <w:t>profile_version, application_tax_code, rate_pattern, rate_output, transaction_classification, uncl5153_tax_type, tax_type_placement_status, uncl5305_tax_category, tax_rate_ratio, tax_inclusion_mode, reverse_priority, mapping_status, source_status, note</w:t>
-            </w:r>
-            <w:r>
-              <w:t>。</w:t>
+            <w:r>
+              <w:t>application_tax_code, tax_category, tax_rate_ratio, reverse_priority, mapping_status and profile-specific restoration metadata as required. Tax Authority / Tax Table Code selection is defined by Binding semantic_path predicates.</w:t>
             </w:r>
           </w:p>
         </w:tc>
@@ -23916,48 +23942,8 @@
             <w:vAlign w:val="center"/>
           </w:tcPr>
           <w:p>
-            <w:pPr>
-              <w:pStyle w:val="Tablebody"/>
-            </w:pPr>
-            <w:proofErr w:type="spellStart"/>
-            <w:r>
-              <w:t>source_account_code</w:t>
-            </w:r>
-            <w:proofErr w:type="spellEnd"/>
-            <w:r>
-              <w:t xml:space="preserve">, </w:t>
-            </w:r>
-            <w:proofErr w:type="spellStart"/>
-            <w:r>
-              <w:t>source_account_name</w:t>
-            </w:r>
-            <w:proofErr w:type="spellEnd"/>
-            <w:r>
-              <w:t xml:space="preserve">, </w:t>
-            </w:r>
-            <w:proofErr w:type="spellStart"/>
-            <w:r>
-              <w:t>application_tax_code</w:t>
-            </w:r>
-            <w:proofErr w:type="spellEnd"/>
-            <w:r>
-              <w:t xml:space="preserve">, </w:t>
-            </w:r>
-            <w:proofErr w:type="spellStart"/>
-            <w:r>
-              <w:t>tax_type</w:t>
-            </w:r>
-            <w:proofErr w:type="spellEnd"/>
-            <w:r>
-              <w:t xml:space="preserve">, </w:t>
-            </w:r>
-            <w:proofErr w:type="spellStart"/>
-            <w:r>
-              <w:t>tax_category</w:t>
-            </w:r>
-            <w:proofErr w:type="spellEnd"/>
-            <w:r>
-              <w:t>, note. Explicitly classifies non-VAT accounts, such as corporate tax accounts, and does not infer a breakdown.</w:t>
+            <w:r>
+              <w:t>source_account_code, source_account_name, application_tax_code, tax_table_code, tax_category, note. The legacy tax_type column is compatibility input and is interpreted only as the tax-table code; it is not emitted as a COR TaxType fact.</w:t>
             </w:r>
           </w:p>
         </w:tc>
@@ -24113,7 +24099,7 @@
         <w:pStyle w:val="a"/>
       </w:pPr>
       <w:r>
-        <w:t>taxTransactionClassification is Purchase or Sales; taxType is VAT or OTH; for VAT, TaxCategory is UNCL 5305 S, AA, E, or O; TaxPercentageRate is the applicable rate; and AmountofTaxes is the input tax amount. Preserve these as separate facts. Do not recalculate and overwrite the tax amount from the rate.</w:t>
+        <w:t>Tax identity is Binding-driven. The runtime SHALL NOT generate TaxType or TaxTransactionClassification facts solely from hard-coded tax logic. For Japanese consumption tax, a Binding may select DetailTax[cor_TaxAuthority='NTA' and cor_TaxTableCode='VAT']; Tax Category uses JP PINT S, AA, E, O, or G. Tax Percentage Rate and Amount of Taxes remain separate facts.</w:t>
       </w:r>
     </w:p>
     <w:p>
@@ -24121,7 +24107,7 @@
         <w:pStyle w:val="a"/>
       </w:pPr>
       <w:r>
-        <w:t>Account Tax Mapping classifies corporate tax and similar taxes as taxType OTH with a project-specific tax_category. Do not force them into a UNCL 5305 VAT category.</w:t>
+        <w:t>Non-VAT taxes SHALL be represented by their own Binding-selected Tax Authority / Tax Table Code and governed category mapping. The runtime SHALL NOT force them into VAT or an OTH pseudo-type.</w:t>
       </w:r>
     </w:p>
     <w:p>
@@ -24129,7 +24115,7 @@
         <w:pStyle w:val="a"/>
       </w:pPr>
       <w:r>
-        <w:t>Preserve the PCA return_flag in the tax trace as an explicit value from the tax mapping table. The current implementation does not infer returns from account attributes and debit/credit information alone. Return identification during reverse conversion based on account attributes and debit/credit information is not implemented; do not resolve TAX_POLICY_AMBIGUOUS by making an arbitrary choice.</w:t>
+        <w:t>Profile-specific restoration information such as return_flag or Sales/Purchase policy MAY remain in the governed tax mapping or trace when required for reverse application-code restoration. It is not emitted as a COR semantic fact unless the HMD and Binding explicitly map it.</w:t>
       </w:r>
     </w:p>
     <w:p>
@@ -24957,6 +24943,28 @@
           <w:p>
             <w:r>
               <w:t>Clarified keyed_rows as a generic Binding interpretation rule: group_key selects an ordered set of physical C&lt;n&gt; columns, whose source values (including empty strings) form the complete key. No application-specific key columns are normative. Also aligned physical interface width/header description with the separate columns definition supported by the current runtime.</w:t>
+            </w:r>
+          </w:p>
+        </w:tc>
+      </w:tr>
+      <w:tr>
+        <w:tc>
+          <w:tcPr>
+            <w:tcW w:type="dxa" w:w="1838"/>
+          </w:tcPr>
+          <w:p>
+            <w:r>
+              <w:t>30 September 2026</w:t>
+            </w:r>
+          </w:p>
+        </w:tc>
+        <w:tc>
+          <w:tcPr>
+            <w:tcW w:type="dxa" w:w="7898"/>
+          </w:tcPr>
+          <w:p>
+            <w:r>
+              <w:t>Added scoped Boolean semantic_path predicates, full-path/physical-column uniqueness rules, generic discriminator materialisation, and Binding-driven tax identity; removed TaxType/TaxTransactionClassification as required generated facts.</w:t>
             </w:r>
           </w:p>
         </w:tc>
